--- a/testakten/erbstreit-krypto-multisig-edelmann-stuttgart/12_ausschlagung_constantin_29_04_2025.docx
+++ b/testakten/erbstreit-krypto-multisig-edelmann-stuttgart/12_ausschlagung_constantin_29_04_2025.docx
@@ -146,7 +146,7 @@
         <w:jc w:val="left"/>
       </w:pPr>
       <w:r>
-        <w:t>Die Ausschlagungsfrist beträgt sechs Wochen ab Kenntnis des Berufungsgrundes (§ 1944 Abs. 1 BGB). Der Erblasser ist am 12.03.2025 gestorben; Constantin hat nach eigenen Angaben „am 14.03.2025" davon erfahren. Fristbeginn: 14.03.2025. Fristende: 25.04.2025 (sechs Wochen).</w:t>
+        <w:t>Die Ausschlagungsfrist beträgt sechs Wochen ab Kenntnis des Berufungsgrundes (Paragraf 1944 Abs. 1 BGB). Der Erblasser ist am 12.03.2025 gestorben; Constantin hat nach eigenen Angaben „am 14.03.2025" davon erfahren. Fristbeginn: 14.03.2025. Fristende: 25.04.2025 (sechs Wochen).</w:t>
       </w:r>
     </w:p>
     <w:p>
@@ -183,7 +183,7 @@
         <w:t>Analyse:</w:t>
       </w:r>
       <w:r>
-        <w:t xml:space="preserve"> Die Ausschlagung ist nach § 1944 BGB fristgebunden. Eine verspätete Ausschlagung ist unwirksam und gilt als Erbschaftsannahme (§ 1943 BGB). Constantin hat keinen Antrag auf Fristverlängerung gestellt.</w:t>
+        <w:t xml:space="preserve"> Die Ausschlagung ist nach Paragraf 1944 BGB fristgebunden. Eine verspätete Ausschlagung ist unwirksam und gilt als Erbschaftsannahme (Paragraf 1943 BGB). Constantin hat keinen Antrag auf Fristverlängerung gestellt.</w:t>
       </w:r>
     </w:p>
     <w:p>
@@ -249,7 +249,7 @@
         <w:pStyle w:val="ListBullet"/>
       </w:pPr>
       <w:r>
-        <w:t>Constantins Verwaltungs- und Verfügungsrechte als Mitglied der Erbengemeinschaft (§ 2038 BGB) bestehen fort.</w:t>
+        <w:t>Constantins Verwaltungs- und Verfügungsrechte als Mitglied der Erbengemeinschaft (Paragraf 2038 BGB) bestehen fort.</w:t>
       </w:r>
     </w:p>
     <w:p>
@@ -257,7 +257,7 @@
         <w:pStyle w:val="ListBullet"/>
       </w:pPr>
       <w:r>
-        <w:t>Constantins Pflichtteilsergänzungspflicht bleibt bestehen (als Erbe kann er auf § 2325 BGB iVm § 2329 BGB in Anspruch genommen werden).</w:t>
+        <w:t>Constantins Pflichtteilsergänzungspflicht bleibt bestehen (als Erbe kann er auf Paragraf 2325 BGB iVm Paragraf 2329 BGB in Anspruch genommen werden).</w:t>
       </w:r>
     </w:p>
     <w:p>
@@ -290,7 +290,7 @@
         <w:pStyle w:val="ListBullet"/>
       </w:pPr>
       <w:r>
-        <w:t>Constantins Pflichtteil bleibt bestehen (§ 2303, § 1953 BGB e contrario für Pflichtteil); er kann seinen Pflichtteil (1/12 des Reinnachlasses = 340.167 EUR) geltend machen.</w:t>
+        <w:t>Constantins Pflichtteil bleibt bestehen (Paragraf 2303, Paragraf 1953 BGB e contrario für Pflichtteil); er kann seinen Pflichtteil (1/12 des Reinnachlasses = 340.167 EUR) geltend machen.</w:t>
       </w:r>
     </w:p>
     <w:p>
@@ -298,7 +298,7 @@
         <w:pStyle w:val="ListBullet"/>
       </w:pPr>
       <w:r>
-        <w:t>Aber: Pflichtteilsergänzungsansprüche gegen Constantin (§ 2329 BGB) bestehen weiter, weil § 2329 BGB als Außenhaftung gegen den Beschenkten konzipiert ist und nicht davon abhängt, ob Constantin Erbe ist.</w:t>
+        <w:t>Aber: Pflichtteilsergänzungsansprüche gegen Constantin (Paragraf 2329 BGB) bestehen weiter, weil Paragraf 2329 BGB als Außenhaftung gegen den Beschenkten konzipiert ist und nicht davon abhängt, ob Constantin Erbe ist.</w:t>
       </w:r>
     </w:p>
     <w:p/>
@@ -326,7 +326,7 @@
         <w:jc w:val="left"/>
       </w:pPr>
       <w:r>
-        <w:t>Eine Anfechtung der Ausschlagung durch Mitglieder der Erbengemeinschaft ist grundsätzlich nicht vorgesehen — die Anfechtung einer Ausschlagung kann nur der Ausschlagende selbst vornehmen (§ 1954 BGB). Henrike kann die Ausschlagung Constantins also nicht anfechten.</w:t>
+        <w:t>Eine Anfechtung der Ausschlagung durch Mitglieder der Erbengemeinschaft ist grundsätzlich nicht vorgesehen — die Anfechtung einer Ausschlagung kann nur der Ausschlagende selbst vornehmen (Paragraf 1954 BGB). Henrike kann die Ausschlagung Constantins also nicht anfechten.</w:t>
       </w:r>
     </w:p>
     <w:p>
@@ -368,7 +368,7 @@
         <w:pStyle w:val="ListNumber"/>
       </w:pPr>
       <w:r>
-        <w:t>Sich als Erbe der Haftung für Pflichtteilsergänzungsansprüche zu entziehen — ein Irrtum: § 2329 BGB gilt unabhängig von der Erbenstellung.</w:t>
+        <w:t>Sich als Erbe der Haftung für Pflichtteilsergänzungsansprüche zu entziehen — ein Irrtum: Paragraf 2329 BGB gilt unabhängig von der Erbenstellung.</w:t>
       </w:r>
     </w:p>
     <w:p>
@@ -392,7 +392,7 @@
         <w:jc w:val="left"/>
       </w:pPr>
       <w:r>
-        <w:t>Die Rechnung geht nicht auf: Selbst wenn die Ausschlagung wirksam wäre, kann er auf § 2329 BGB in Anspruch genommen werden, und die einstweilige Verfügung zur Wallet wäre weiterhin möglich.</w:t>
+        <w:t>Die Rechnung geht nicht auf: Selbst wenn die Ausschlagung wirksam wäre, kann er auf Paragraf 2329 BGB in Anspruch genommen werden, und die einstweilige Verfügung zur Wallet wäre weiterhin möglich.</w:t>
       </w:r>
     </w:p>
     <w:p/>
@@ -420,7 +420,7 @@
         <w:pStyle w:val="ListBullet"/>
       </w:pPr>
       <w:r>
-        <w:t>Liegt ein Anfechtungsgrund für Constantins eigene Anfechtung seiner Ausschlagung vor (§ 1954 BGB)? Möglich, aber dann müsste er anfechten — was er absichtlich vermeiden will.</w:t>
+        <w:t>Liegt ein Anfechtungsgrund für Constantins eigene Anfechtung seiner Ausschlagung vor (Paragraf 1954 BGB)? Möglich, aber dann müsste er anfechten — was er absichtlich vermeiden will.</w:t>
       </w:r>
     </w:p>
     <w:p>
@@ -428,7 +428,7 @@
         <w:pStyle w:val="ListBullet"/>
       </w:pPr>
       <w:r>
-        <w:t>Kanzlei empfiehlt, beim Nachlassgericht Akteneinsicht (§ 357 FamFG) zu beantragen, um das vollständige Protokoll zu erhalten und die Fristberechnung des Gerichts zu prüfen.</w:t>
+        <w:t>Kanzlei empfiehlt, beim Nachlassgericht Akteneinsicht (Paragraf 357 FamFG) zu beantragen, um das vollständige Protokoll zu erhalten und die Fristberechnung des Gerichts zu prüfen.</w:t>
       </w:r>
     </w:p>
     <w:sectPr>
